--- a/Resume_Ganesh_100923.docx
+++ b/Resume_Ganesh_100923.docx
@@ -815,14 +815,7 @@
           <w:rFonts w:ascii="Arial" w:hAnsi="Arial" w:cs="Arial"/>
           <w:szCs w:val="20"/>
         </w:rPr>
-        <w:t>School of Engineering and Applied Sciences</w:t>
-      </w:r>
-      <w:r>
-        <w:rPr>
-          <w:rFonts w:ascii="Arial" w:hAnsi="Arial" w:cs="Arial"/>
-          <w:szCs w:val="20"/>
-        </w:rPr>
-        <w:t xml:space="preserve"> (SEAS)</w:t>
+        <w:t>School of Engineering and Applied Sciences (SEAS)</w:t>
       </w:r>
     </w:p>
     <w:p>
@@ -1048,15 +1041,7 @@
           <w:rFonts w:ascii="Arial" w:hAnsi="Arial" w:cs="Arial"/>
           <w:szCs w:val="20"/>
         </w:rPr>
-        <w:t xml:space="preserve">omputations underlying one-shot learning of paired </w:t>
-      </w:r>
-      <w:proofErr w:type="gramStart"/>
-      <w:r>
-        <w:rPr>
-          <w:rFonts w:ascii="Arial" w:hAnsi="Arial" w:cs="Arial"/>
-          <w:szCs w:val="20"/>
-        </w:rPr>
-        <w:t>association</w:t>
+        <w:t>omputations underlying one-shot learning of paired association</w:t>
       </w:r>
       <w:r>
         <w:rPr>
@@ -1065,7 +1050,6 @@
         </w:rPr>
         <w:t>s</w:t>
       </w:r>
-      <w:proofErr w:type="gramEnd"/>
     </w:p>
     <w:p>
       <w:pPr>
@@ -1335,17 +1319,7 @@
           <w:bCs/>
           <w:szCs w:val="20"/>
         </w:rPr>
-        <w:t xml:space="preserve"> (</w:t>
-      </w:r>
-      <w:proofErr w:type="gramStart"/>
-      <w:r>
-        <w:rPr>
-          <w:rFonts w:ascii="Arial" w:hAnsi="Arial" w:cs="Arial"/>
-          <w:b/>
-          <w:bCs/>
-          <w:szCs w:val="20"/>
-        </w:rPr>
-        <w:t>NTU)</w:t>
+        <w:t xml:space="preserve"> (NTU)</w:t>
       </w:r>
       <w:r>
         <w:rPr>
@@ -1365,7 +1339,6 @@
         </w:rPr>
         <w:t xml:space="preserve"> </w:t>
       </w:r>
-      <w:proofErr w:type="gramEnd"/>
       <w:r>
         <w:rPr>
           <w:rFonts w:ascii="Arial" w:hAnsi="Arial" w:cs="Arial"/>
@@ -1465,14 +1438,7 @@
           <w:rFonts w:ascii="Arial" w:hAnsi="Arial" w:cs="Arial"/>
           <w:szCs w:val="20"/>
         </w:rPr>
-        <w:t>Early Childhood Education</w:t>
-      </w:r>
-      <w:r>
-        <w:rPr>
-          <w:rFonts w:ascii="Arial" w:hAnsi="Arial" w:cs="Arial"/>
-          <w:szCs w:val="20"/>
-        </w:rPr>
-        <w:t xml:space="preserve"> </w:t>
+        <w:t xml:space="preserve">Early Childhood Education </w:t>
       </w:r>
       <w:r>
         <w:rPr>
@@ -2098,7 +2064,15 @@
                 <w:bCs/>
                 <w:szCs w:val="20"/>
               </w:rPr>
-              <w:t>2022 – Present</w:t>
+              <w:t xml:space="preserve">2022 – </w:t>
+            </w:r>
+            <w:r>
+              <w:rPr>
+                <w:rFonts w:ascii="Arial" w:hAnsi="Arial" w:cs="Arial"/>
+                <w:bCs/>
+                <w:szCs w:val="20"/>
+              </w:rPr>
+              <w:t>2023</w:t>
             </w:r>
           </w:p>
         </w:tc>
@@ -2437,7 +2411,15 @@
                 <w:bCs/>
                 <w:szCs w:val="20"/>
               </w:rPr>
-              <w:t>Fall 2013</w:t>
+              <w:t>Spring</w:t>
+            </w:r>
+            <w:r>
+              <w:rPr>
+                <w:rFonts w:ascii="Arial" w:hAnsi="Arial" w:cs="Arial"/>
+                <w:bCs/>
+                <w:szCs w:val="20"/>
+              </w:rPr>
+              <w:t xml:space="preserve"> 2013</w:t>
             </w:r>
           </w:p>
         </w:tc>
@@ -2879,16 +2861,17 @@
           <w:szCs w:val="20"/>
           <w:lang w:val="en-SG" w:eastAsia="en-SG"/>
         </w:rPr>
-        <w:t>Zijun Lim</w:t>
+        <w:t xml:space="preserve">Leon Guertler, </w:t>
       </w:r>
       <w:r>
         <w:rPr>
           <w:rFonts w:ascii="Arial" w:eastAsiaTheme="minorHAnsi" w:hAnsi="Arial" w:cs="Arial"/>
           <w:color w:val="000000"/>
           <w:szCs w:val="20"/>
+          <w:u w:val="single"/>
           <w:lang w:val="en-SG" w:eastAsia="en-SG"/>
         </w:rPr>
-        <w:t>*</w:t>
+        <w:t>M Ganesh Kumar</w:t>
       </w:r>
       <w:r>
         <w:rPr>
@@ -2897,55 +2880,7 @@
           <w:szCs w:val="20"/>
           <w:lang w:val="en-SG" w:eastAsia="en-SG"/>
         </w:rPr>
-        <w:t xml:space="preserve">, Haidi </w:t>
-      </w:r>
-      <w:proofErr w:type="spellStart"/>
-      <w:r>
-        <w:rPr>
-          <w:rFonts w:ascii="Arial" w:eastAsiaTheme="minorHAnsi" w:hAnsi="Arial" w:cs="Arial"/>
-          <w:color w:val="000000"/>
-          <w:szCs w:val="20"/>
-          <w:lang w:val="en-SG" w:eastAsia="en-SG"/>
-        </w:rPr>
-        <w:t>Azaman</w:t>
-      </w:r>
-      <w:proofErr w:type="spellEnd"/>
-      <w:r>
-        <w:rPr>
-          <w:rFonts w:ascii="Arial" w:eastAsiaTheme="minorHAnsi" w:hAnsi="Arial" w:cs="Arial"/>
-          <w:color w:val="000000"/>
-          <w:szCs w:val="20"/>
-          <w:lang w:val="en-SG" w:eastAsia="en-SG"/>
-        </w:rPr>
-        <w:t>*</w:t>
-      </w:r>
-      <w:r>
-        <w:rPr>
-          <w:rFonts w:ascii="Arial" w:eastAsiaTheme="minorHAnsi" w:hAnsi="Arial" w:cs="Arial"/>
-          <w:color w:val="000000"/>
-          <w:szCs w:val="20"/>
-          <w:lang w:val="en-SG" w:eastAsia="en-SG"/>
-        </w:rPr>
-        <w:t xml:space="preserve">, </w:t>
-      </w:r>
-      <w:r>
-        <w:rPr>
-          <w:rFonts w:ascii="Arial" w:eastAsiaTheme="minorHAnsi" w:hAnsi="Arial" w:cs="Arial"/>
-          <w:color w:val="000000"/>
-          <w:szCs w:val="20"/>
-          <w:u w:val="single"/>
-          <w:lang w:val="en-SG" w:eastAsia="en-SG"/>
-        </w:rPr>
-        <w:t>M Ganesh Kumar</w:t>
-      </w:r>
-      <w:r>
-        <w:rPr>
-          <w:rFonts w:ascii="Arial" w:eastAsiaTheme="minorHAnsi" w:hAnsi="Arial" w:cs="Arial"/>
-          <w:color w:val="000000"/>
-          <w:szCs w:val="20"/>
-          <w:lang w:val="en-SG" w:eastAsia="en-SG"/>
-        </w:rPr>
-        <w:t xml:space="preserve">, Cheston Tan. Compositional learning of word groups through embodied reinforcement learning. </w:t>
+        <w:t xml:space="preserve">, Cheston Tan. Maximizing Fine-Tuning performance by augmenting LLMS to utilize Depth-Wise information. </w:t>
       </w:r>
       <w:r>
         <w:rPr>
@@ -2963,10 +2898,6 @@
       <w:r>
         <w:rPr>
           <w:rFonts w:ascii="Arial" w:eastAsiaTheme="minorHAnsi" w:hAnsi="Arial" w:cs="Arial"/>
-          <w:b/>
-          <w:bCs/>
-          <w:i/>
-          <w:iCs/>
           <w:color w:val="000000"/>
           <w:szCs w:val="20"/>
           <w:lang w:val="en-SG" w:eastAsia="en-SG"/>
@@ -3026,7 +2957,36 @@
           <w:szCs w:val="20"/>
           <w:lang w:val="en-SG" w:eastAsia="en-SG"/>
         </w:rPr>
-        <w:t xml:space="preserve">, Cheston Tan. Maximizing Fine-Tuning performance by augmenting LLMS to utilize Depth-Wise information. </w:t>
+        <w:t>, Cheston Tan</w:t>
+      </w:r>
+      <w:r>
+        <w:rPr>
+          <w:rFonts w:ascii="Arial" w:eastAsiaTheme="minorHAnsi" w:hAnsi="Arial" w:cs="Arial"/>
+          <w:color w:val="000000"/>
+          <w:szCs w:val="20"/>
+          <w:lang w:val="en-SG" w:eastAsia="en-SG"/>
+        </w:rPr>
+        <w:t xml:space="preserve">. </w:t>
+      </w:r>
+      <w:proofErr w:type="spellStart"/>
+      <w:r>
+        <w:rPr>
+          <w:rFonts w:ascii="Arial" w:eastAsiaTheme="minorHAnsi" w:hAnsi="Arial" w:cs="Arial"/>
+          <w:color w:val="000000"/>
+          <w:szCs w:val="20"/>
+          <w:lang w:val="en-SG" w:eastAsia="en-SG"/>
+        </w:rPr>
+        <w:t>NoiseOut</w:t>
+      </w:r>
+      <w:proofErr w:type="spellEnd"/>
+      <w:r>
+        <w:rPr>
+          <w:rFonts w:ascii="Arial" w:eastAsiaTheme="minorHAnsi" w:hAnsi="Arial" w:cs="Arial"/>
+          <w:color w:val="000000"/>
+          <w:szCs w:val="20"/>
+          <w:lang w:val="en-SG" w:eastAsia="en-SG"/>
+        </w:rPr>
+        <w:t xml:space="preserve">: Learning to gate improves robustness in deep neural networks. </w:t>
       </w:r>
       <w:r>
         <w:rPr>
@@ -3053,8 +3013,6 @@
     </w:p>
     <w:p>
       <w:pPr>
-        <w:spacing w:line="259" w:lineRule="auto"/>
-        <w:ind w:right="49"/>
         <w:rPr>
           <w:rFonts w:ascii="Arial" w:hAnsi="Arial" w:cs="Arial"/>
           <w:b/>
@@ -3073,92 +3031,89 @@
         <w:ind w:left="284" w:right="49" w:hanging="284"/>
         <w:rPr>
           <w:rFonts w:ascii="Arial" w:hAnsi="Arial" w:cs="Arial"/>
-          <w:b/>
-          <w:szCs w:val="20"/>
-        </w:rPr>
-      </w:pPr>
-      <w:r>
-        <w:rPr>
-          <w:rFonts w:ascii="Arial" w:eastAsiaTheme="minorHAnsi" w:hAnsi="Arial" w:cs="Arial"/>
-          <w:color w:val="000000"/>
-          <w:szCs w:val="20"/>
-          <w:lang w:val="en-SG" w:eastAsia="en-SG"/>
-        </w:rPr>
-        <w:t xml:space="preserve">Leon Guertler, </w:t>
-      </w:r>
-      <w:r>
-        <w:rPr>
-          <w:rFonts w:ascii="Arial" w:eastAsiaTheme="minorHAnsi" w:hAnsi="Arial" w:cs="Arial"/>
-          <w:color w:val="000000"/>
+          <w:bCs/>
+          <w:szCs w:val="20"/>
+        </w:rPr>
+      </w:pPr>
+      <w:r>
+        <w:rPr>
+          <w:rFonts w:ascii="Arial" w:hAnsi="Arial" w:cs="Arial"/>
+          <w:bCs/>
           <w:szCs w:val="20"/>
           <w:u w:val="single"/>
-          <w:lang w:val="en-SG" w:eastAsia="en-SG"/>
         </w:rPr>
         <w:t>M Ganesh Kumar</w:t>
       </w:r>
       <w:r>
         <w:rPr>
-          <w:rFonts w:ascii="Arial" w:eastAsiaTheme="minorHAnsi" w:hAnsi="Arial" w:cs="Arial"/>
-          <w:color w:val="000000"/>
-          <w:szCs w:val="20"/>
-          <w:lang w:val="en-SG" w:eastAsia="en-SG"/>
-        </w:rPr>
-        <w:t>, Cheston Tan</w:t>
-      </w:r>
-      <w:r>
-        <w:rPr>
-          <w:rFonts w:ascii="Arial" w:eastAsiaTheme="minorHAnsi" w:hAnsi="Arial" w:cs="Arial"/>
-          <w:color w:val="000000"/>
-          <w:szCs w:val="20"/>
-          <w:lang w:val="en-SG" w:eastAsia="en-SG"/>
-        </w:rPr>
-        <w:t xml:space="preserve">. </w:t>
-      </w:r>
-      <w:proofErr w:type="spellStart"/>
-      <w:r>
-        <w:rPr>
-          <w:rFonts w:ascii="Arial" w:eastAsiaTheme="minorHAnsi" w:hAnsi="Arial" w:cs="Arial"/>
-          <w:color w:val="000000"/>
-          <w:szCs w:val="20"/>
-          <w:lang w:val="en-SG" w:eastAsia="en-SG"/>
-        </w:rPr>
-        <w:t>NoiseOut</w:t>
-      </w:r>
-      <w:proofErr w:type="spellEnd"/>
-      <w:r>
-        <w:rPr>
-          <w:rFonts w:ascii="Arial" w:eastAsiaTheme="minorHAnsi" w:hAnsi="Arial" w:cs="Arial"/>
-          <w:color w:val="000000"/>
-          <w:szCs w:val="20"/>
-          <w:lang w:val="en-SG" w:eastAsia="en-SG"/>
-        </w:rPr>
-        <w:t xml:space="preserve">: Learning to gate improves robustness in deep neural networks. </w:t>
-      </w:r>
-      <w:r>
-        <w:rPr>
-          <w:rFonts w:ascii="Arial" w:eastAsiaTheme="minorHAnsi" w:hAnsi="Arial" w:cs="Arial"/>
-          <w:b/>
-          <w:bCs/>
+          <w:rFonts w:ascii="Arial" w:hAnsi="Arial" w:cs="Arial"/>
+          <w:bCs/>
+          <w:szCs w:val="20"/>
+        </w:rPr>
+        <w:t xml:space="preserve">, Elavazhagan Murugan. Trends, </w:t>
+      </w:r>
+      <w:r>
+        <w:rPr>
+          <w:rFonts w:ascii="Arial" w:hAnsi="Arial" w:cs="Arial"/>
+          <w:bCs/>
+          <w:szCs w:val="20"/>
+        </w:rPr>
+        <w:t>I</w:t>
+      </w:r>
+      <w:r>
+        <w:rPr>
+          <w:rFonts w:ascii="Arial" w:hAnsi="Arial" w:cs="Arial"/>
+          <w:bCs/>
+          <w:szCs w:val="20"/>
+        </w:rPr>
+        <w:t xml:space="preserve">nnovations and </w:t>
+      </w:r>
+      <w:r>
+        <w:rPr>
+          <w:rFonts w:ascii="Arial" w:hAnsi="Arial" w:cs="Arial"/>
+          <w:bCs/>
+          <w:szCs w:val="20"/>
+        </w:rPr>
+        <w:t>C</w:t>
+      </w:r>
+      <w:r>
+        <w:rPr>
+          <w:rFonts w:ascii="Arial" w:hAnsi="Arial" w:cs="Arial"/>
+          <w:bCs/>
+          <w:szCs w:val="20"/>
+        </w:rPr>
+        <w:t>hallenges in Biomedical sciences</w:t>
+      </w:r>
+      <w:r>
+        <w:rPr>
+          <w:rFonts w:ascii="Arial" w:hAnsi="Arial" w:cs="Arial"/>
+          <w:bCs/>
+          <w:szCs w:val="20"/>
+        </w:rPr>
+        <w:t xml:space="preserve"> (Book Chapter). </w:t>
+      </w:r>
+      <w:r>
+        <w:rPr>
+          <w:rFonts w:ascii="Arial" w:hAnsi="Arial" w:cs="Arial"/>
+          <w:b/>
           <w:i/>
           <w:iCs/>
-          <w:color w:val="000000"/>
-          <w:szCs w:val="20"/>
-          <w:lang w:val="en-SG" w:eastAsia="en-SG"/>
+          <w:szCs w:val="20"/>
         </w:rPr>
         <w:t>Under review</w:t>
       </w:r>
       <w:r>
         <w:rPr>
-          <w:rFonts w:ascii="Arial" w:eastAsiaTheme="minorHAnsi" w:hAnsi="Arial" w:cs="Arial"/>
-          <w:color w:val="000000"/>
-          <w:szCs w:val="20"/>
-          <w:lang w:val="en-SG" w:eastAsia="en-SG"/>
-        </w:rPr>
-        <w:t xml:space="preserve">. </w:t>
+          <w:rFonts w:ascii="Arial" w:hAnsi="Arial" w:cs="Arial"/>
+          <w:bCs/>
+          <w:szCs w:val="20"/>
+        </w:rPr>
+        <w:t>.</w:t>
       </w:r>
     </w:p>
     <w:p>
       <w:pPr>
+        <w:pStyle w:val="ListParagraph"/>
         <w:rPr>
           <w:rFonts w:ascii="Arial" w:hAnsi="Arial" w:cs="Arial"/>
           <w:b/>
@@ -3177,62 +3132,79 @@
         <w:ind w:left="284" w:right="49" w:hanging="284"/>
         <w:rPr>
           <w:rFonts w:ascii="Arial" w:hAnsi="Arial" w:cs="Arial"/>
-          <w:bCs/>
-          <w:szCs w:val="20"/>
-        </w:rPr>
-      </w:pPr>
-      <w:r>
-        <w:rPr>
-          <w:rFonts w:ascii="Arial" w:hAnsi="Arial" w:cs="Arial"/>
-          <w:bCs/>
-          <w:szCs w:val="20"/>
-        </w:rPr>
-        <w:t xml:space="preserve">M Ganesh Kumar, Elavazhagan Murugan. Trends, </w:t>
-      </w:r>
-      <w:r>
-        <w:rPr>
-          <w:rFonts w:ascii="Arial" w:hAnsi="Arial" w:cs="Arial"/>
-          <w:bCs/>
-          <w:szCs w:val="20"/>
-        </w:rPr>
-        <w:t>I</w:t>
-      </w:r>
-      <w:r>
-        <w:rPr>
-          <w:rFonts w:ascii="Arial" w:hAnsi="Arial" w:cs="Arial"/>
-          <w:bCs/>
-          <w:szCs w:val="20"/>
-        </w:rPr>
-        <w:t xml:space="preserve">nnovations and </w:t>
-      </w:r>
-      <w:r>
-        <w:rPr>
-          <w:rFonts w:ascii="Arial" w:hAnsi="Arial" w:cs="Arial"/>
-          <w:bCs/>
-          <w:szCs w:val="20"/>
-        </w:rPr>
-        <w:t>C</w:t>
-      </w:r>
-      <w:r>
-        <w:rPr>
-          <w:rFonts w:ascii="Arial" w:hAnsi="Arial" w:cs="Arial"/>
-          <w:bCs/>
-          <w:szCs w:val="20"/>
-        </w:rPr>
-        <w:t>hallenges in Biomedical sciences</w:t>
-      </w:r>
-      <w:r>
-        <w:rPr>
-          <w:rFonts w:ascii="Arial" w:hAnsi="Arial" w:cs="Arial"/>
-          <w:bCs/>
-          <w:szCs w:val="20"/>
+          <w:b/>
+          <w:szCs w:val="20"/>
+        </w:rPr>
+      </w:pPr>
+      <w:r>
+        <w:rPr>
+          <w:rFonts w:ascii="Arial" w:hAnsi="Arial" w:cs="Arial"/>
+          <w:bCs/>
+          <w:szCs w:val="20"/>
+        </w:rPr>
+        <w:t xml:space="preserve">Hui Min Tan, </w:t>
+      </w:r>
+      <w:r>
+        <w:rPr>
+          <w:rFonts w:ascii="Arial" w:hAnsi="Arial" w:cs="Arial"/>
+          <w:bCs/>
+          <w:szCs w:val="20"/>
+          <w:u w:val="single"/>
+        </w:rPr>
+        <w:t>M Ganesh Kumar</w:t>
+      </w:r>
+      <w:r>
+        <w:rPr>
+          <w:rFonts w:ascii="Arial" w:hAnsi="Arial" w:cs="Arial"/>
+          <w:bCs/>
+          <w:szCs w:val="20"/>
+        </w:rPr>
+        <w:t>, Andrew Tan Yong</w:t>
+      </w:r>
+      <w:r>
+        <w:rPr>
+          <w:rFonts w:ascii="Arial" w:hAnsi="Arial" w:cs="Arial"/>
+          <w:bCs/>
+          <w:szCs w:val="20"/>
+        </w:rPr>
+        <w:t xml:space="preserve">-Yi, Shih-Cheng Yen. </w:t>
+      </w:r>
+      <w:r>
+        <w:rPr>
+          <w:rFonts w:ascii="Arial" w:eastAsia="Times New Roman" w:hAnsi="Arial" w:cs="Arial"/>
+          <w:bCs/>
+          <w:lang w:eastAsia="en-GB"/>
+        </w:rPr>
+        <w:t>Spatial Representations “Right Here” and</w:t>
+      </w:r>
+      <w:r>
+        <w:rPr>
+          <w:rFonts w:ascii="Arial" w:eastAsia="Times New Roman" w:hAnsi="Arial" w:cs="Arial"/>
+          <w:lang w:eastAsia="en-GB"/>
+        </w:rPr>
+        <w:t xml:space="preserve"> “Out There” in the Hippocampus. </w:t>
+      </w:r>
+      <w:r>
+        <w:rPr>
+          <w:rFonts w:ascii="Arial" w:eastAsia="Times New Roman" w:hAnsi="Arial" w:cs="Arial"/>
+          <w:b/>
+          <w:bCs/>
+          <w:i/>
+          <w:iCs/>
+          <w:lang w:eastAsia="en-GB"/>
+        </w:rPr>
+        <w:t>Under review</w:t>
+      </w:r>
+      <w:r>
+        <w:rPr>
+          <w:rFonts w:ascii="Arial" w:eastAsia="Times New Roman" w:hAnsi="Arial" w:cs="Arial"/>
+          <w:lang w:eastAsia="en-GB"/>
         </w:rPr>
         <w:t xml:space="preserve">. </w:t>
       </w:r>
     </w:p>
     <w:p>
       <w:pPr>
-        <w:pStyle w:val="ListParagraph"/>
         <w:rPr>
           <w:rFonts w:ascii="Arial" w:hAnsi="Arial" w:cs="Arial"/>
           <w:b/>
@@ -3258,72 +3230,70 @@
       <w:r>
         <w:rPr>
           <w:rFonts w:ascii="Arial" w:hAnsi="Arial" w:cs="Arial"/>
-          <w:bCs/>
-          <w:szCs w:val="20"/>
-        </w:rPr>
-        <w:t xml:space="preserve">Hui Min Tan, </w:t>
-      </w:r>
-      <w:r>
-        <w:rPr>
-          <w:rFonts w:ascii="Arial" w:hAnsi="Arial" w:cs="Arial"/>
-          <w:bCs/>
+          <w:color w:val="222222"/>
           <w:szCs w:val="20"/>
           <w:u w:val="single"/>
+          <w:shd w:val="clear" w:color="auto" w:fill="FFFFFF"/>
         </w:rPr>
         <w:t>M Ganesh Kumar</w:t>
       </w:r>
       <w:r>
         <w:rPr>
           <w:rFonts w:ascii="Arial" w:hAnsi="Arial" w:cs="Arial"/>
-          <w:bCs/>
-          <w:szCs w:val="20"/>
-        </w:rPr>
-        <w:t>, Andrew Tan Yong</w:t>
-      </w:r>
-      <w:r>
-        <w:rPr>
-          <w:rFonts w:ascii="Arial" w:hAnsi="Arial" w:cs="Arial"/>
-          <w:bCs/>
-          <w:szCs w:val="20"/>
-        </w:rPr>
-        <w:t xml:space="preserve">-Yi, Shih-Cheng Yen. </w:t>
-      </w:r>
-      <w:r>
-        <w:rPr>
-          <w:rFonts w:ascii="Arial" w:eastAsia="Times New Roman" w:hAnsi="Arial" w:cs="Arial"/>
-          <w:bCs/>
-          <w:lang w:eastAsia="en-GB"/>
-        </w:rPr>
-        <w:t>Spatial Representations “Right Here” and</w:t>
-      </w:r>
-      <w:r>
-        <w:rPr>
-          <w:rFonts w:ascii="Arial" w:eastAsia="Times New Roman" w:hAnsi="Arial" w:cs="Arial"/>
-          <w:lang w:eastAsia="en-GB"/>
-        </w:rPr>
-        <w:t xml:space="preserve"> “Out There” in the Hippocampus. </w:t>
-      </w:r>
-      <w:r>
-        <w:rPr>
-          <w:rFonts w:ascii="Arial" w:eastAsia="Times New Roman" w:hAnsi="Arial" w:cs="Arial"/>
+          <w:color w:val="222222"/>
+          <w:szCs w:val="20"/>
+          <w:shd w:val="clear" w:color="auto" w:fill="FFFFFF"/>
+        </w:rPr>
+        <w:t xml:space="preserve">, Cheston Tan, Camilo Libedinsky, Shih-Cheng Yen, Andrew Tan Yong-Yi. One-shot learning of paired association navigation using </w:t>
+      </w:r>
+      <w:r>
+        <w:rPr>
+          <w:rFonts w:ascii="Arial" w:hAnsi="Arial" w:cs="Arial"/>
+          <w:color w:val="222222"/>
+          <w:szCs w:val="20"/>
+          <w:shd w:val="clear" w:color="auto" w:fill="FFFFFF"/>
+        </w:rPr>
+        <w:t>biologically plausible schemas</w:t>
+      </w:r>
+      <w:r>
+        <w:rPr>
+          <w:rFonts w:ascii="Arial" w:hAnsi="Arial" w:cs="Arial"/>
+          <w:color w:val="222222"/>
+          <w:szCs w:val="20"/>
+          <w:shd w:val="clear" w:color="auto" w:fill="FFFFFF"/>
+        </w:rPr>
+        <w:t>. </w:t>
+      </w:r>
+      <w:r>
+        <w:rPr>
+          <w:rFonts w:ascii="Arial" w:hAnsi="Arial" w:cs="Arial"/>
           <w:b/>
           <w:bCs/>
           <w:i/>
           <w:iCs/>
-          <w:lang w:eastAsia="en-GB"/>
+          <w:color w:val="222222"/>
+          <w:szCs w:val="20"/>
+          <w:shd w:val="clear" w:color="auto" w:fill="FFFFFF"/>
         </w:rPr>
         <w:t>Under review</w:t>
       </w:r>
       <w:r>
         <w:rPr>
-          <w:rFonts w:ascii="Arial" w:eastAsia="Times New Roman" w:hAnsi="Arial" w:cs="Arial"/>
-          <w:lang w:eastAsia="en-GB"/>
-        </w:rPr>
-        <w:t xml:space="preserve">. </w:t>
+          <w:rFonts w:ascii="Arial" w:hAnsi="Arial" w:cs="Arial"/>
+          <w:b/>
+          <w:bCs/>
+          <w:i/>
+          <w:iCs/>
+          <w:color w:val="222222"/>
+          <w:szCs w:val="20"/>
+          <w:shd w:val="clear" w:color="auto" w:fill="FFFFFF"/>
+        </w:rPr>
+        <w:t>.</w:t>
       </w:r>
     </w:p>
     <w:p>
       <w:pPr>
+        <w:pStyle w:val="ListParagraph"/>
         <w:rPr>
           <w:rFonts w:ascii="Arial" w:hAnsi="Arial" w:cs="Arial"/>
           <w:b/>
@@ -3348,66 +3318,158 @@
       </w:pPr>
       <w:r>
         <w:rPr>
-          <w:rFonts w:ascii="Arial" w:hAnsi="Arial" w:cs="Arial"/>
-          <w:color w:val="222222"/>
+          <w:rFonts w:ascii="Arial" w:eastAsiaTheme="minorHAnsi" w:hAnsi="Arial" w:cs="Arial"/>
+          <w:color w:val="000000"/>
+          <w:szCs w:val="20"/>
+          <w:lang w:val="en-SG" w:eastAsia="en-SG"/>
+        </w:rPr>
+        <w:t>Zijun Lim</w:t>
+      </w:r>
+      <w:r>
+        <w:rPr>
+          <w:rFonts w:ascii="Arial" w:eastAsiaTheme="minorHAnsi" w:hAnsi="Arial" w:cs="Arial"/>
+          <w:color w:val="000000"/>
+          <w:szCs w:val="20"/>
+          <w:lang w:val="en-SG" w:eastAsia="en-SG"/>
+        </w:rPr>
+        <w:t>*</w:t>
+      </w:r>
+      <w:r>
+        <w:rPr>
+          <w:rFonts w:ascii="Arial" w:eastAsiaTheme="minorHAnsi" w:hAnsi="Arial" w:cs="Arial"/>
+          <w:color w:val="000000"/>
+          <w:szCs w:val="20"/>
+          <w:lang w:val="en-SG" w:eastAsia="en-SG"/>
+        </w:rPr>
+        <w:t xml:space="preserve">, Haidi </w:t>
+      </w:r>
+      <w:proofErr w:type="spellStart"/>
+      <w:r>
+        <w:rPr>
+          <w:rFonts w:ascii="Arial" w:eastAsiaTheme="minorHAnsi" w:hAnsi="Arial" w:cs="Arial"/>
+          <w:color w:val="000000"/>
+          <w:szCs w:val="20"/>
+          <w:lang w:val="en-SG" w:eastAsia="en-SG"/>
+        </w:rPr>
+        <w:t>Azaman</w:t>
+      </w:r>
+      <w:proofErr w:type="spellEnd"/>
+      <w:r>
+        <w:rPr>
+          <w:rFonts w:ascii="Arial" w:eastAsiaTheme="minorHAnsi" w:hAnsi="Arial" w:cs="Arial"/>
+          <w:color w:val="000000"/>
+          <w:szCs w:val="20"/>
+          <w:lang w:val="en-SG" w:eastAsia="en-SG"/>
+        </w:rPr>
+        <w:t>*</w:t>
+      </w:r>
+      <w:r>
+        <w:rPr>
+          <w:rFonts w:ascii="Arial" w:eastAsiaTheme="minorHAnsi" w:hAnsi="Arial" w:cs="Arial"/>
+          <w:color w:val="000000"/>
+          <w:szCs w:val="20"/>
+          <w:lang w:val="en-SG" w:eastAsia="en-SG"/>
+        </w:rPr>
+        <w:t xml:space="preserve">, </w:t>
+      </w:r>
+      <w:r>
+        <w:rPr>
+          <w:rFonts w:ascii="Arial" w:eastAsiaTheme="minorHAnsi" w:hAnsi="Arial" w:cs="Arial"/>
+          <w:color w:val="000000"/>
           <w:szCs w:val="20"/>
           <w:u w:val="single"/>
-          <w:shd w:val="clear" w:color="auto" w:fill="FFFFFF"/>
+          <w:lang w:val="en-SG" w:eastAsia="en-SG"/>
         </w:rPr>
         <w:t>M Ganesh Kumar</w:t>
       </w:r>
       <w:r>
         <w:rPr>
-          <w:rFonts w:ascii="Arial" w:hAnsi="Arial" w:cs="Arial"/>
-          <w:color w:val="222222"/>
-          <w:szCs w:val="20"/>
-          <w:shd w:val="clear" w:color="auto" w:fill="FFFFFF"/>
-        </w:rPr>
-        <w:t xml:space="preserve">, Cheston Tan, Camilo Libedinsky, Shih-Cheng Yen, Andrew Tan Yong-Yi. One-shot learning of paired association navigation using </w:t>
-      </w:r>
-      <w:r>
-        <w:rPr>
-          <w:rFonts w:ascii="Arial" w:hAnsi="Arial" w:cs="Arial"/>
-          <w:color w:val="222222"/>
-          <w:szCs w:val="20"/>
-          <w:shd w:val="clear" w:color="auto" w:fill="FFFFFF"/>
-        </w:rPr>
-        <w:t>biologically plausible schemas</w:t>
-      </w:r>
-      <w:r>
-        <w:rPr>
-          <w:rFonts w:ascii="Arial" w:hAnsi="Arial" w:cs="Arial"/>
-          <w:color w:val="222222"/>
-          <w:szCs w:val="20"/>
-          <w:shd w:val="clear" w:color="auto" w:fill="FFFFFF"/>
-        </w:rPr>
-        <w:t>. </w:t>
-      </w:r>
-      <w:r>
-        <w:rPr>
-          <w:rFonts w:ascii="Arial" w:hAnsi="Arial" w:cs="Arial"/>
+          <w:rFonts w:ascii="Arial" w:eastAsiaTheme="minorHAnsi" w:hAnsi="Arial" w:cs="Arial"/>
+          <w:color w:val="000000"/>
+          <w:szCs w:val="20"/>
+          <w:lang w:val="en-SG" w:eastAsia="en-SG"/>
+        </w:rPr>
+        <w:t>, Cheston Tan</w:t>
+      </w:r>
+      <w:r>
+        <w:rPr>
+          <w:rFonts w:ascii="Arial" w:eastAsiaTheme="minorHAnsi" w:hAnsi="Arial" w:cs="Arial"/>
+          <w:color w:val="000000"/>
+          <w:szCs w:val="20"/>
+          <w:lang w:val="en-SG" w:eastAsia="en-SG"/>
+        </w:rPr>
+        <w:t xml:space="preserve"> (2023)</w:t>
+      </w:r>
+      <w:r>
+        <w:rPr>
+          <w:rFonts w:ascii="Arial" w:eastAsiaTheme="minorHAnsi" w:hAnsi="Arial" w:cs="Arial"/>
+          <w:color w:val="000000"/>
+          <w:szCs w:val="20"/>
+          <w:lang w:val="en-SG" w:eastAsia="en-SG"/>
+        </w:rPr>
+        <w:t xml:space="preserve">. Compositional learning of word groups through embodied reinforcement learning. </w:t>
+      </w:r>
+      <w:r>
+        <w:rPr>
+          <w:rFonts w:ascii="Arial" w:eastAsiaTheme="minorHAnsi" w:hAnsi="Arial" w:cs="Arial"/>
           <w:b/>
           <w:bCs/>
           <w:i/>
           <w:iCs/>
-          <w:color w:val="222222"/>
-          <w:szCs w:val="20"/>
-          <w:shd w:val="clear" w:color="auto" w:fill="FFFFFF"/>
-        </w:rPr>
-        <w:t>Under review</w:t>
-      </w:r>
-      <w:r>
-        <w:rPr>
-          <w:rFonts w:ascii="Arial" w:hAnsi="Arial" w:cs="Arial"/>
-          <w:b/>
-          <w:bCs/>
-          <w:i/>
-          <w:iCs/>
-          <w:color w:val="222222"/>
-          <w:szCs w:val="20"/>
-          <w:shd w:val="clear" w:color="auto" w:fill="FFFFFF"/>
-        </w:rPr>
-        <w:t>.</w:t>
+          <w:color w:val="000000"/>
+          <w:szCs w:val="20"/>
+          <w:lang w:val="en-SG" w:eastAsia="en-SG"/>
+        </w:rPr>
+        <w:t>arXiv preprint arXiv:2309.04504</w:t>
+      </w:r>
+      <w:r>
+        <w:rPr>
+          <w:rFonts w:ascii="Arial" w:eastAsiaTheme="minorHAnsi" w:hAnsi="Arial" w:cs="Arial"/>
+          <w:color w:val="000000"/>
+          <w:szCs w:val="20"/>
+          <w:lang w:val="en-SG" w:eastAsia="en-SG"/>
+        </w:rPr>
+        <w:t xml:space="preserve">.  </w:t>
+      </w:r>
+      <w:hyperlink r:id="rId25" w:history="1">
+        <w:r>
+          <w:rPr>
+            <w:rStyle w:val="Hyperlink"/>
+            <w:rFonts w:ascii="Arial" w:eastAsiaTheme="minorHAnsi" w:hAnsi="Arial" w:cs="Arial"/>
+            <w:szCs w:val="20"/>
+            <w:lang w:val="en-SG" w:eastAsia="en-SG"/>
+          </w:rPr>
+          <w:t>https://arxiv.org/abs/2309.04504</w:t>
+        </w:r>
+      </w:hyperlink>
+      <w:r>
+        <w:rPr>
+          <w:rFonts w:ascii="Arial" w:eastAsiaTheme="minorHAnsi" w:hAnsi="Arial" w:cs="Arial"/>
+          <w:color w:val="000000"/>
+          <w:szCs w:val="20"/>
+          <w:lang w:val="en-SG" w:eastAsia="en-SG"/>
+        </w:rPr>
+        <w:t xml:space="preserve"> [</w:t>
+      </w:r>
+      <w:hyperlink r:id="rId26" w:history="1">
+        <w:r>
+          <w:rPr>
+            <w:rStyle w:val="Hyperlink"/>
+            <w:rFonts w:ascii="Arial" w:eastAsiaTheme="minorHAnsi" w:hAnsi="Arial" w:cs="Arial"/>
+            <w:szCs w:val="20"/>
+            <w:lang w:val="en-SG" w:eastAsia="en-SG"/>
+          </w:rPr>
+          <w:t>GitHub</w:t>
+        </w:r>
+      </w:hyperlink>
+      <w:r>
+        <w:rPr>
+          <w:rFonts w:ascii="Arial" w:eastAsiaTheme="minorHAnsi" w:hAnsi="Arial" w:cs="Arial"/>
+          <w:color w:val="000000"/>
+          <w:szCs w:val="20"/>
+          <w:lang w:val="en-SG" w:eastAsia="en-SG"/>
+        </w:rPr>
+        <w:t>]</w:t>
       </w:r>
     </w:p>
     <w:p>
@@ -3475,25 +3537,7 @@
           <w:color w:val="212121"/>
           <w:szCs w:val="20"/>
         </w:rPr>
-        <w:t xml:space="preserve">: A Large-Scale Diagnostic Dataset for Complex </w:t>
-      </w:r>
-      <w:proofErr w:type="gramStart"/>
-      <w:r>
-        <w:rPr>
-          <w:rFonts w:ascii="Arial" w:hAnsi="Arial" w:cs="Arial"/>
-          <w:color w:val="212121"/>
-          <w:szCs w:val="20"/>
-        </w:rPr>
-        <w:t>Visually-Grounded</w:t>
-      </w:r>
-      <w:proofErr w:type="gramEnd"/>
-      <w:r>
-        <w:rPr>
-          <w:rFonts w:ascii="Arial" w:hAnsi="Arial" w:cs="Arial"/>
-          <w:color w:val="212121"/>
-          <w:szCs w:val="20"/>
-        </w:rPr>
-        <w:t xml:space="preserve"> Referencing using Determiners. </w:t>
+        <w:t xml:space="preserve">: A Large-Scale Diagnostic Dataset for Complex Visually-Grounded Referencing using Determiners. </w:t>
       </w:r>
       <w:r>
         <w:rPr>
@@ -3534,7 +3578,7 @@
           <w:color w:val="212121"/>
           <w:szCs w:val="20"/>
         </w:rPr>
-        <w:t xml:space="preserve">. </w:t>
+        <w:t>.</w:t>
       </w:r>
       <w:r>
         <w:rPr>
@@ -3542,9 +3586,35 @@
           <w:color w:val="212121"/>
           <w:szCs w:val="20"/>
         </w:rPr>
+        <w:t xml:space="preserve"> </w:t>
+      </w:r>
+      <w:hyperlink r:id="rId27" w:history="1">
+        <w:r>
+          <w:rPr>
+            <w:rStyle w:val="Hyperlink"/>
+            <w:rFonts w:ascii="Arial" w:hAnsi="Arial" w:cs="Arial"/>
+            <w:szCs w:val="20"/>
+          </w:rPr>
+          <w:t>https://arxiv.org/abs/2309.03483</w:t>
+        </w:r>
+      </w:hyperlink>
+      <w:r>
+        <w:rPr>
+          <w:rFonts w:ascii="Arial" w:hAnsi="Arial" w:cs="Arial"/>
+          <w:color w:val="212121"/>
+          <w:szCs w:val="20"/>
+        </w:rPr>
+        <w:t xml:space="preserve"> </w:t>
+      </w:r>
+      <w:r>
+        <w:rPr>
+          <w:rFonts w:ascii="Arial" w:hAnsi="Arial" w:cs="Arial"/>
+          <w:color w:val="212121"/>
+          <w:szCs w:val="20"/>
+        </w:rPr>
         <w:t>[</w:t>
       </w:r>
-      <w:hyperlink r:id="rId25" w:history="1">
+      <w:hyperlink r:id="rId28" w:history="1">
         <w:r>
           <w:rPr>
             <w:rStyle w:val="Hyperlink"/>
@@ -3679,30 +3749,14 @@
         </w:rPr>
         <w:t xml:space="preserve"> </w:t>
       </w:r>
-      <w:hyperlink r:id="rId26" w:history="1">
+      <w:hyperlink r:id="rId29" w:history="1">
         <w:r>
           <w:rPr>
             <w:rStyle w:val="Hyperlink"/>
             <w:rFonts w:ascii="Arial" w:hAnsi="Arial" w:cs="Arial"/>
             <w:shd w:val="clear" w:color="auto" w:fill="FFFFFF"/>
           </w:rPr>
-          <w:t>https://doi.org/10.1093/cercor/bh</w:t>
-        </w:r>
-        <w:r>
-          <w:rPr>
-            <w:rStyle w:val="Hyperlink"/>
-            <w:rFonts w:ascii="Arial" w:hAnsi="Arial" w:cs="Arial"/>
-            <w:shd w:val="clear" w:color="auto" w:fill="FFFFFF"/>
-          </w:rPr>
-          <w:t>a</w:t>
-        </w:r>
-        <w:r>
-          <w:rPr>
-            <w:rStyle w:val="Hyperlink"/>
-            <w:rFonts w:ascii="Arial" w:hAnsi="Arial" w:cs="Arial"/>
-            <w:shd w:val="clear" w:color="auto" w:fill="FFFFFF"/>
-          </w:rPr>
-          <w:t>b456</w:t>
+          <w:t>https://doi.org/10.1093/cercor/bhab456</w:t>
         </w:r>
       </w:hyperlink>
       <w:r>
@@ -3713,7 +3767,7 @@
         </w:rPr>
         <w:t> [</w:t>
       </w:r>
-      <w:hyperlink r:id="rId27" w:history="1">
+      <w:hyperlink r:id="rId30" w:history="1">
         <w:r>
           <w:rPr>
             <w:rStyle w:val="Hyperlink"/>
@@ -3852,7 +3906,7 @@
         </w:rPr>
         <w:t xml:space="preserve"> </w:t>
       </w:r>
-      <w:hyperlink r:id="rId28" w:history="1">
+      <w:hyperlink r:id="rId31" w:history="1">
         <w:r>
           <w:rPr>
             <w:rStyle w:val="Hyperlink"/>
@@ -3871,7 +3925,7 @@
         </w:rPr>
         <w:t> [</w:t>
       </w:r>
-      <w:hyperlink r:id="rId29" w:history="1">
+      <w:hyperlink r:id="rId32" w:history="1">
         <w:r>
           <w:rPr>
             <w:rStyle w:val="Hyperlink"/>
@@ -3973,7 +4027,7 @@
         </w:rPr>
         <w:t xml:space="preserve"> </w:t>
       </w:r>
-      <w:hyperlink r:id="rId30" w:history="1">
+      <w:hyperlink r:id="rId33" w:history="1">
         <w:r>
           <w:rPr>
             <w:rStyle w:val="Hyperlink"/>
@@ -4035,16 +4089,8 @@
         <w:rPr>
           <w:rFonts w:cs="Arial"/>
         </w:rPr>
-        <w:t xml:space="preserve">Invited </w:t>
-      </w:r>
-      <w:proofErr w:type="gramStart"/>
-      <w:r>
-        <w:rPr>
-          <w:rFonts w:cs="Arial"/>
-        </w:rPr>
-        <w:t>talks</w:t>
-      </w:r>
-      <w:proofErr w:type="gramEnd"/>
+        <w:t>Invited talks</w:t>
+      </w:r>
     </w:p>
     <w:tbl>
       <w:tblPr>
@@ -6592,7 +6638,23 @@
                 <w:b/>
                 <w:bCs/>
               </w:rPr>
-              <w:t xml:space="preserve"> scientist</w:t>
+              <w:t xml:space="preserve"> </w:t>
+            </w:r>
+            <w:r>
+              <w:rPr>
+                <w:rFonts w:ascii="Arial" w:hAnsi="Arial" w:cs="Arial"/>
+                <w:b/>
+                <w:bCs/>
+              </w:rPr>
+              <w:t>S</w:t>
+            </w:r>
+            <w:r>
+              <w:rPr>
+                <w:rFonts w:ascii="Arial" w:hAnsi="Arial" w:cs="Arial"/>
+                <w:b/>
+                <w:bCs/>
+              </w:rPr>
+              <w:t>cientist</w:t>
             </w:r>
           </w:p>
         </w:tc>
@@ -6607,7 +6669,7 @@
                 <w:rFonts w:ascii="Arial" w:hAnsi="Arial" w:cs="Arial"/>
               </w:rPr>
             </w:pPr>
-            <w:hyperlink r:id="rId31" w:history="1">
+            <w:hyperlink r:id="rId34" w:history="1">
               <w:r>
                 <w:rPr>
                   <w:rStyle w:val="Hyperlink"/>
@@ -7121,7 +7183,6 @@
         </w:rPr>
         <w:t xml:space="preserve">parts of </w:t>
       </w:r>
-      <w:proofErr w:type="gramStart"/>
       <w:r>
         <w:rPr>
           <w:rFonts w:ascii="Arial" w:hAnsi="Arial" w:cs="Arial"/>
@@ -7129,17 +7190,7 @@
           <w:szCs w:val="20"/>
           <w:lang w:eastAsia="en-US"/>
         </w:rPr>
-        <w:t>South East</w:t>
-      </w:r>
-      <w:proofErr w:type="gramEnd"/>
-      <w:r>
-        <w:rPr>
-          <w:rFonts w:ascii="Arial" w:hAnsi="Arial" w:cs="Arial"/>
-          <w:bCs/>
-          <w:szCs w:val="20"/>
-          <w:lang w:eastAsia="en-US"/>
-        </w:rPr>
-        <w:t xml:space="preserve"> Asia. </w:t>
+        <w:t xml:space="preserve">South East Asia. </w:t>
       </w:r>
     </w:p>
     <w:p>
@@ -7310,7 +7361,7 @@
       </w:pPr>
     </w:p>
     <w:sectPr>
-      <w:footerReference w:type="default" r:id="rId32"/>
+      <w:footerReference w:type="default" r:id="rId35"/>
       <w:pgSz w:w="12240" w:h="15840"/>
       <w:pgMar w:top="1134" w:right="851" w:bottom="1134" w:left="851" w:header="720" w:footer="720" w:gutter="0"/>
       <w:cols w:space="720"/>
@@ -10804,6 +10855,10 @@
 </file>
 
 <file path=customXml/item1.xml><?xml version="1.0" encoding="utf-8"?>
+<b:Sources xmlns:b="http://schemas.openxmlformats.org/officeDocument/2006/bibliography" xmlns="http://schemas.openxmlformats.org/officeDocument/2006/bibliography" SelectedStyle="\APASixthEditionOfficeOnline.xsl" StyleName="APA" Version="6"/>
+</file>
+
+<file path=customXml/item2.xml><?xml version="1.0" encoding="utf-8"?>
 <s:customData xmlns="http://www.wps.cn/officeDocument/2013/wpsCustomData" xmlns:s="http://www.wps.cn/officeDocument/2013/wpsCustomData">
   <customSectProps>
     <customSectPr/>
@@ -10811,22 +10866,18 @@
 </s:customData>
 </file>
 
-<file path=customXml/item2.xml><?xml version="1.0" encoding="utf-8"?>
-<b:Sources xmlns:b="http://schemas.openxmlformats.org/officeDocument/2006/bibliography" xmlns="http://schemas.openxmlformats.org/officeDocument/2006/bibliography" SelectedStyle="\APASixthEditionOfficeOnline.xsl" StyleName="APA" Version="6"/>
+<file path=customXml/itemProps1.xml><?xml version="1.0" encoding="utf-8"?>
+<ds:datastoreItem xmlns:ds="http://schemas.openxmlformats.org/officeDocument/2006/customXml" ds:itemID="{004B1ED4-0DF8-4072-B850-460CBB6FBE45}">
+  <ds:schemaRefs>
+    <ds:schemaRef ds:uri="http://schemas.openxmlformats.org/officeDocument/2006/bibliography"/>
+  </ds:schemaRefs>
+</ds:datastoreItem>
 </file>
 
-<file path=customXml/itemProps1.xml><?xml version="1.0" encoding="utf-8"?>
+<file path=customXml/itemProps2.xml><?xml version="1.0" encoding="utf-8"?>
 <ds:datastoreItem xmlns:ds="http://schemas.openxmlformats.org/officeDocument/2006/customXml" ds:itemID="{B1977F7D-205B-4081-913C-38D41E755F92}">
   <ds:schemaRefs>
     <ds:schemaRef ds:uri="http://www.wps.cn/officeDocument/2013/wpsCustomData"/>
   </ds:schemaRefs>
 </ds:datastoreItem>
-</file>
-
-<file path=customXml/itemProps2.xml><?xml version="1.0" encoding="utf-8"?>
-<ds:datastoreItem xmlns:ds="http://schemas.openxmlformats.org/officeDocument/2006/customXml" ds:itemID="{004B1ED4-0DF8-4072-B850-460CBB6FBE45}">
-  <ds:schemaRefs>
-    <ds:schemaRef ds:uri="http://schemas.openxmlformats.org/officeDocument/2006/bibliography"/>
-  </ds:schemaRefs>
-</ds:datastoreItem>
 </file>